--- a/tfl/tables/T-EFF-04.docx
+++ b/tfl/tables/T-EFF-04.docx
@@ -1360,7 +1360,7 @@
           <w:szCs w:val="14"/>
           <w:color w:val="C0392B"/>
         </w:rPr>
-        <w:t xml:space="preserve">DRAFT — produced 2026-05-16 — synthetic data, NOT for regulatory submission</w:t>
+        <w:t xml:space="preserve">DRAFT — produced 2026-05-17 — synthetic data, NOT for regulatory submission</w:t>
       </w:r>
     </w:p>
     <w:sectPr>

--- a/tfl/tables/T-EFF-04.docx
+++ b/tfl/tables/T-EFF-04.docx
@@ -484,7 +484,7 @@
                 <w:szCs w:val="18"/>
                 <w:color w:val="000000"/>
               </w:rPr>
-              <w:t xml:space="preserve">86.0% (80.7, 89.9)</w:t>
+              <w:t xml:space="preserve">79.7% (73.8, 84.4)</w:t>
             </w:r>
           </w:p>
         </w:tc>
@@ -539,7 +539,7 @@
                 <w:szCs w:val="18"/>
                 <w:color w:val="000000"/>
               </w:rPr>
-              <w:t xml:space="preserve">79.8% (73.9, 84.5)</w:t>
+              <w:t xml:space="preserve">72.7% (66.3, 78.0)</w:t>
             </w:r>
           </w:p>
         </w:tc>
@@ -654,7 +654,7 @@
                 <w:szCs w:val="18"/>
                 <w:color w:val="000000"/>
               </w:rPr>
-              <w:t xml:space="preserve">76.1% (69.8, 81.2)</w:t>
+              <w:t xml:space="preserve">68.9% (62.3, 74.6)</w:t>
             </w:r>
           </w:p>
         </w:tc>
@@ -709,7 +709,7 @@
                 <w:szCs w:val="18"/>
                 <w:color w:val="000000"/>
               </w:rPr>
-              <w:t xml:space="preserve">54.1% (47.3, 60.5)</w:t>
+              <w:t xml:space="preserve">46.5% (39.8, 53.0)</w:t>
             </w:r>
           </w:p>
         </w:tc>
@@ -824,7 +824,7 @@
                 <w:szCs w:val="18"/>
                 <w:color w:val="000000"/>
               </w:rPr>
-              <w:t xml:space="preserve">55.6% (48.6, 62.1)</w:t>
+              <w:t xml:space="preserve">47.4% (40.4, 54.0)</w:t>
             </w:r>
           </w:p>
         </w:tc>
@@ -879,7 +879,7 @@
                 <w:szCs w:val="18"/>
                 <w:color w:val="000000"/>
               </w:rPr>
-              <w:t xml:space="preserve">30.2% (24.2, 36.5)</w:t>
+              <w:t xml:space="preserve">23.9% (18.4, 29.9)</w:t>
             </w:r>
           </w:p>
         </w:tc>
@@ -994,7 +994,7 @@
                 <w:szCs w:val="18"/>
                 <w:color w:val="000000"/>
               </w:rPr>
-              <w:t xml:space="preserve">31.7% (25.1, 38.4)</w:t>
+              <w:t xml:space="preserve">27.0% (20.9, 33.4)</w:t>
             </w:r>
           </w:p>
         </w:tc>
@@ -1049,7 +1049,7 @@
                 <w:szCs w:val="18"/>
                 <w:color w:val="000000"/>
               </w:rPr>
-              <w:t xml:space="preserve">9.1% (5.5, 13.8)</w:t>
+              <w:t xml:space="preserve">8.7% (5.2, 13.2)</w:t>
             </w:r>
           </w:p>
         </w:tc>
@@ -1164,7 +1164,7 @@
                 <w:szCs w:val="18"/>
                 <w:color w:val="000000"/>
               </w:rPr>
-              <w:t xml:space="preserve">12.9% (7.8, 19.3)</w:t>
+              <w:t xml:space="preserve">11.2% (6.5, 17.1)</w:t>
             </w:r>
           </w:p>
         </w:tc>
@@ -1219,7 +1219,7 @@
                 <w:szCs w:val="18"/>
                 <w:color w:val="000000"/>
               </w:rPr>
-              <w:t xml:space="preserve">1.9% (0.4, 5.7)</w:t>
+              <w:t xml:space="preserve">1.8% (0.4, 5.4)</w:t>
             </w:r>
           </w:p>
         </w:tc>

--- a/tfl/tables/T-EFF-04.docx
+++ b/tfl/tables/T-EFF-04.docx
@@ -484,7 +484,7 @@
                 <w:szCs w:val="18"/>
                 <w:color w:val="000000"/>
               </w:rPr>
-              <w:t xml:space="preserve">79.7% (73.8, 84.4)</w:t>
+              <w:t xml:space="preserve">83.1% (77.5, 87.5)</w:t>
             </w:r>
           </w:p>
         </w:tc>
@@ -539,7 +539,7 @@
                 <w:szCs w:val="18"/>
                 <w:color w:val="000000"/>
               </w:rPr>
-              <w:t xml:space="preserve">72.7% (66.3, 78.0)</w:t>
+              <w:t xml:space="preserve">77.9% (71.9, 82.8)</w:t>
             </w:r>
           </w:p>
         </w:tc>
@@ -654,7 +654,7 @@
                 <w:szCs w:val="18"/>
                 <w:color w:val="000000"/>
               </w:rPr>
-              <w:t xml:space="preserve">68.9% (62.3, 74.6)</w:t>
+              <w:t xml:space="preserve">70.3% (63.7, 76.0)</w:t>
             </w:r>
           </w:p>
         </w:tc>
@@ -709,7 +709,7 @@
                 <w:szCs w:val="18"/>
                 <w:color w:val="000000"/>
               </w:rPr>
-              <w:t xml:space="preserve">46.5% (39.8, 53.0)</w:t>
+              <w:t xml:space="preserve">53.1% (46.2, 59.4)</w:t>
             </w:r>
           </w:p>
         </w:tc>
@@ -824,7 +824,7 @@
                 <w:szCs w:val="18"/>
                 <w:color w:val="000000"/>
               </w:rPr>
-              <w:t xml:space="preserve">47.4% (40.4, 54.0)</w:t>
+              <w:t xml:space="preserve">48.9% (41.9, 55.5)</w:t>
             </w:r>
           </w:p>
         </w:tc>
@@ -879,7 +879,7 @@
                 <w:szCs w:val="18"/>
                 <w:color w:val="000000"/>
               </w:rPr>
-              <w:t xml:space="preserve">23.9% (18.4, 29.9)</w:t>
+              <w:t xml:space="preserve">27.3% (21.5, 33.5)</w:t>
             </w:r>
           </w:p>
         </w:tc>
@@ -994,7 +994,7 @@
                 <w:szCs w:val="18"/>
                 <w:color w:val="000000"/>
               </w:rPr>
-              <w:t xml:space="preserve">27.0% (20.9, 33.4)</w:t>
+              <w:t xml:space="preserve">32.5% (26.0, 39.3)</w:t>
             </w:r>
           </w:p>
         </w:tc>
@@ -1049,7 +1049,7 @@
                 <w:szCs w:val="18"/>
                 <w:color w:val="000000"/>
               </w:rPr>
-              <w:t xml:space="preserve">8.7% (5.2, 13.2)</w:t>
+              <w:t xml:space="preserve">9.3% (5.6, 14.0)</w:t>
             </w:r>
           </w:p>
         </w:tc>
@@ -1164,7 +1164,7 @@
                 <w:szCs w:val="18"/>
                 <w:color w:val="000000"/>
               </w:rPr>
-              <w:t xml:space="preserve">11.2% (6.5, 17.1)</w:t>
+              <w:t xml:space="preserve">14.9% (9.6, 21.3)</w:t>
             </w:r>
           </w:p>
         </w:tc>
@@ -1219,7 +1219,7 @@
                 <w:szCs w:val="18"/>
                 <w:color w:val="000000"/>
               </w:rPr>
-              <w:t xml:space="preserve">1.8% (0.4, 5.4)</w:t>
+              <w:t xml:space="preserve">0.0% (NA, NA)</w:t>
             </w:r>
           </w:p>
         </w:tc>

--- a/tfl/tables/T-EFF-04.docx
+++ b/tfl/tables/T-EFF-04.docx
@@ -1360,7 +1360,7 @@
           <w:szCs w:val="14"/>
           <w:color w:val="C0392B"/>
         </w:rPr>
-        <w:t xml:space="preserve">DRAFT — produced 2026-05-17 — synthetic data, NOT for regulatory submission</w:t>
+        <w:t xml:space="preserve">DRAFT — produced 2026-06-05 — synthetic data, NOT for regulatory submission</w:t>
       </w:r>
     </w:p>
     <w:sectPr>

--- a/tfl/tables/T-EFF-04.docx
+++ b/tfl/tables/T-EFF-04.docx
@@ -1360,7 +1360,7 @@
           <w:szCs w:val="14"/>
           <w:color w:val="C0392B"/>
         </w:rPr>
-        <w:t xml:space="preserve">DRAFT — produced 2026-06-05 — synthetic data, NOT for regulatory submission</w:t>
+        <w:t xml:space="preserve">DRAFT — produced 2026-07-19 — synthetic data, NOT for regulatory submission</w:t>
       </w:r>
     </w:p>
     <w:sectPr>
